--- a/285_Васильева АА_ИСРПО_УП.docx
+++ b/285_Васильева АА_ИСРПО_УП.docx
@@ -898,8 +898,6 @@
       <w:r>
         <w:br w:type="page"/>
       </w:r>
-      <w:bookmarkStart w:id="107" w:name="_GoBack"/>
-      <w:bookmarkEnd w:id="107"/>
     </w:p>
     <w:p>
       <w:pPr>
@@ -1814,7 +1812,7 @@
               <w:shd w:val="clear" w:color="auto" w:fill="auto"/>
               <w:lang w:val="ru-RU"/>
             </w:rPr>
-            <w:t>1</w:t>
+            <w:t>0</w:t>
           </w:r>
           <w:r>
             <w:rPr>
@@ -5361,9 +5359,9 @@
         <w:pStyle w:val="53"/>
       </w:pPr>
       <w:bookmarkStart w:id="0" w:name="_Toc216886583"/>
-      <w:bookmarkStart w:id="1" w:name="_Toc224065337"/>
-      <w:bookmarkStart w:id="2" w:name="_Toc216886235"/>
-      <w:bookmarkStart w:id="3" w:name="_Toc216886562"/>
+      <w:bookmarkStart w:id="1" w:name="_Toc216886235"/>
+      <w:bookmarkStart w:id="2" w:name="_Toc216886562"/>
+      <w:bookmarkStart w:id="3" w:name="_Toc224065337"/>
       <w:r>
         <w:t>Введение</w:t>
       </w:r>
@@ -6344,13 +6342,13 @@
       </w:pPr>
       <w:bookmarkStart w:id="11" w:name="_Toc216886588"/>
       <w:bookmarkEnd w:id="11"/>
-      <w:bookmarkStart w:id="12" w:name="_Toc216886793"/>
+      <w:bookmarkStart w:id="12" w:name="_Toc216886552"/>
       <w:bookmarkEnd w:id="12"/>
       <w:bookmarkStart w:id="13" w:name="_Toc216887051"/>
       <w:bookmarkEnd w:id="13"/>
-      <w:bookmarkStart w:id="14" w:name="_Toc216886240"/>
+      <w:bookmarkStart w:id="14" w:name="_Toc216886793"/>
       <w:bookmarkEnd w:id="14"/>
-      <w:bookmarkStart w:id="15" w:name="_Toc216886552"/>
+      <w:bookmarkStart w:id="15" w:name="_Toc216886240"/>
       <w:bookmarkEnd w:id="15"/>
       <w:bookmarkStart w:id="16" w:name="_Toc216886567"/>
       <w:bookmarkEnd w:id="16"/>
@@ -7497,14 +7495,11 @@
         </w:rPr>
       </w:pPr>
       <w:r>
-        <w:rPr>
-          <w:bdr w:val="single" w:sz="4" w:space="0"/>
-        </w:rPr>
         <w:drawing>
           <wp:inline distT="0" distB="0" distL="0" distR="0">
-            <wp:extent cx="4423410" cy="3713480"/>
-            <wp:effectExtent l="9525" t="9525" r="17145" b="10795"/>
-            <wp:docPr id="4" name="Рисунок 4"/>
+            <wp:extent cx="4347845" cy="2896870"/>
+            <wp:effectExtent l="9525" t="9525" r="16510" b="19685"/>
+            <wp:docPr id="2" name="Рисунок 2"/>
             <wp:cNvGraphicFramePr>
               <a:graphicFrameLocks xmlns:a="http://schemas.openxmlformats.org/drawingml/2006/main" noChangeAspect="1"/>
             </wp:cNvGraphicFramePr>
@@ -7512,13 +7507,20 @@
               <a:graphicData uri="http://schemas.openxmlformats.org/drawingml/2006/picture">
                 <pic:pic xmlns:pic="http://schemas.openxmlformats.org/drawingml/2006/picture">
                   <pic:nvPicPr>
-                    <pic:cNvPr id="4" name="Рисунок 4"/>
+                    <pic:cNvPr id="2" name="Рисунок 2"/>
                     <pic:cNvPicPr>
-                      <a:picLocks noChangeAspect="1"/>
+                      <a:picLocks noChangeAspect="1" noChangeArrowheads="1"/>
                     </pic:cNvPicPr>
                   </pic:nvPicPr>
                   <pic:blipFill>
-                    <a:blip r:embed="rId12"/>
+                    <a:blip r:embed="rId12">
+                      <a:extLst>
+                        <a:ext uri="{28A0092B-C50C-407E-A947-70E740481C1C}">
+                          <a14:useLocalDpi xmlns:a14="http://schemas.microsoft.com/office/drawing/2010/main" val="0"/>
+                        </a:ext>
+                      </a:extLst>
+                    </a:blip>
+                    <a:srcRect/>
                     <a:stretch>
                       <a:fillRect/>
                     </a:stretch>
@@ -7526,11 +7528,12 @@
                   <pic:spPr>
                     <a:xfrm>
                       <a:off x="0" y="0"/>
-                      <a:ext cx="4423410" cy="3713480"/>
+                      <a:ext cx="4364358" cy="2907907"/>
                     </a:xfrm>
                     <a:prstGeom prst="rect">
                       <a:avLst/>
                     </a:prstGeom>
+                    <a:noFill/>
                     <a:ln>
                       <a:solidFill>
                         <a:schemeClr val="tx1"/>
@@ -7669,12 +7672,17 @@
         <w:pStyle w:val="51"/>
         <w:jc w:val="center"/>
       </w:pPr>
-      <w:r>
+      <w:bookmarkStart w:id="107" w:name="_GoBack"/>
+      <w:bookmarkEnd w:id="107"/>
+      <w:r>
+        <w:rPr>
+          <w:bdr w:val="none" w:sz="4" w:space="0"/>
+        </w:rPr>
         <w:drawing>
           <wp:inline distT="0" distB="0" distL="0" distR="0">
-            <wp:extent cx="4136390" cy="5706110"/>
-            <wp:effectExtent l="9525" t="9525" r="14605" b="14605"/>
-            <wp:docPr id="1" name="Рисунок 1"/>
+            <wp:extent cx="1541780" cy="3891915"/>
+            <wp:effectExtent l="9525" t="9525" r="18415" b="15240"/>
+            <wp:docPr id="3" name="Рисунок 1"/>
             <wp:cNvGraphicFramePr>
               <a:graphicFrameLocks xmlns:a="http://schemas.openxmlformats.org/drawingml/2006/main" noChangeAspect="1"/>
             </wp:cNvGraphicFramePr>
@@ -7682,13 +7690,20 @@
               <a:graphicData uri="http://schemas.openxmlformats.org/drawingml/2006/picture">
                 <pic:pic xmlns:pic="http://schemas.openxmlformats.org/drawingml/2006/picture">
                   <pic:nvPicPr>
-                    <pic:cNvPr id="1" name="Рисунок 1"/>
+                    <pic:cNvPr id="3" name="Рисунок 1"/>
                     <pic:cNvPicPr>
-                      <a:picLocks noChangeAspect="1"/>
+                      <a:picLocks noChangeAspect="1" noChangeArrowheads="1"/>
                     </pic:cNvPicPr>
                   </pic:nvPicPr>
                   <pic:blipFill>
-                    <a:blip r:embed="rId13"/>
+                    <a:blip r:embed="rId13">
+                      <a:extLst>
+                        <a:ext uri="{28A0092B-C50C-407E-A947-70E740481C1C}">
+                          <a14:useLocalDpi xmlns:a14="http://schemas.microsoft.com/office/drawing/2010/main" val="0"/>
+                        </a:ext>
+                      </a:extLst>
+                    </a:blip>
+                    <a:srcRect/>
                     <a:stretch>
                       <a:fillRect/>
                     </a:stretch>
@@ -7696,11 +7711,12 @@
                   <pic:spPr>
                     <a:xfrm>
                       <a:off x="0" y="0"/>
-                      <a:ext cx="4136390" cy="5706110"/>
+                      <a:ext cx="1541780" cy="3891915"/>
                     </a:xfrm>
                     <a:prstGeom prst="rect">
                       <a:avLst/>
                     </a:prstGeom>
+                    <a:noFill/>
                     <a:ln>
                       <a:solidFill>
                         <a:schemeClr val="tx1"/>
@@ -7728,31 +7744,6 @@
       <w:r>
         <w:t>Рисунок 1.2 – Основная блок-схема</w:t>
       </w:r>
-    </w:p>
-    <w:p>
-      <w:pPr>
-        <w:pStyle w:val="51"/>
-      </w:pPr>
-    </w:p>
-    <w:p>
-      <w:pPr>
-        <w:pStyle w:val="51"/>
-      </w:pPr>
-    </w:p>
-    <w:p>
-      <w:pPr>
-        <w:pStyle w:val="51"/>
-      </w:pPr>
-    </w:p>
-    <w:p>
-      <w:pPr>
-        <w:pStyle w:val="51"/>
-      </w:pPr>
-    </w:p>
-    <w:p>
-      <w:pPr>
-        <w:pStyle w:val="51"/>
-      </w:pPr>
     </w:p>
     <w:p>
       <w:pPr>
@@ -12035,8 +12026,8 @@
         </w:numPr>
         <w:ind w:left="1134"/>
       </w:pPr>
-      <w:bookmarkStart w:id="31" w:name="_Toc224065348"/>
-      <w:bookmarkStart w:id="32" w:name="_Toc223881756"/>
+      <w:bookmarkStart w:id="31" w:name="_Toc223881756"/>
+      <w:bookmarkStart w:id="32" w:name="_Toc224065348"/>
       <w:r>
         <w:t>1.7.3 Минимальный состав технических средств</w:t>
       </w:r>
@@ -12509,8 +12500,8 @@
         </w:numPr>
         <w:ind w:left="1134"/>
       </w:pPr>
-      <w:bookmarkStart w:id="40" w:name="_Toc223881761"/>
-      <w:bookmarkStart w:id="41" w:name="_Toc224065352"/>
+      <w:bookmarkStart w:id="40" w:name="_Toc224065352"/>
+      <w:bookmarkStart w:id="41" w:name="_Toc223881761"/>
       <w:r>
         <w:t>1.8.2 Сведения о составных частях программы</w:t>
       </w:r>
@@ -12947,8 +12938,8 @@
       <w:pPr>
         <w:pStyle w:val="53"/>
       </w:pPr>
-      <w:bookmarkStart w:id="44" w:name="_Toc224065354"/>
-      <w:bookmarkStart w:id="45" w:name="_Toc223881763"/>
+      <w:bookmarkStart w:id="44" w:name="_Toc223881763"/>
+      <w:bookmarkStart w:id="45" w:name="_Toc224065354"/>
       <w:r>
         <w:t>1.8.3 Сведения о связях с другими программами</w:t>
       </w:r>
@@ -13003,8 +12994,8 @@
       <w:pPr>
         <w:pStyle w:val="67"/>
       </w:pPr>
-      <w:bookmarkStart w:id="46" w:name="_Toc223881764"/>
-      <w:bookmarkStart w:id="47" w:name="_Toc224065355"/>
+      <w:bookmarkStart w:id="46" w:name="_Toc224065355"/>
+      <w:bookmarkStart w:id="47" w:name="_Toc223881764"/>
       <w:r>
         <w:t>Настройка программы</w:t>
       </w:r>
@@ -13215,8 +13206,8 @@
         <w:spacing w:before="0" w:after="0" w:line="240" w:lineRule="auto"/>
         <w:ind w:left="1134"/>
       </w:pPr>
-      <w:bookmarkStart w:id="55" w:name="_Toc223881769"/>
-      <w:bookmarkStart w:id="56" w:name="_Toc224065359"/>
+      <w:bookmarkStart w:id="55" w:name="_Toc224065359"/>
+      <w:bookmarkStart w:id="56" w:name="_Toc223881769"/>
       <w:r>
         <w:t>1.10.1 Описание способов проверки</w:t>
       </w:r>
@@ -14741,8 +14732,8 @@
       <w:pPr>
         <w:pStyle w:val="67"/>
       </w:pPr>
-      <w:bookmarkStart w:id="64" w:name="_Toc215410854"/>
-      <w:bookmarkStart w:id="65" w:name="_Toc224065367"/>
+      <w:bookmarkStart w:id="64" w:name="_Toc224065367"/>
+      <w:bookmarkStart w:id="65" w:name="_Toc215410854"/>
       <w:r>
         <w:t>Обоснование выбора инструментальных средств разработки</w:t>
       </w:r>
@@ -15042,8 +15033,8 @@
       <w:pPr>
         <w:pStyle w:val="67"/>
       </w:pPr>
-      <w:bookmarkStart w:id="67" w:name="_Toc215410858"/>
-      <w:bookmarkStart w:id="68" w:name="_Toc224065369"/>
+      <w:bookmarkStart w:id="67" w:name="_Toc224065369"/>
+      <w:bookmarkStart w:id="68" w:name="_Toc215410858"/>
       <w:r>
         <w:t>Разработка макетов основных форм приложения</w:t>
       </w:r>
@@ -19059,10 +19050,10 @@
       <w:pPr>
         <w:pStyle w:val="53"/>
       </w:pPr>
-      <w:bookmarkStart w:id="74" w:name="_Toc216886239"/>
-      <w:bookmarkStart w:id="75" w:name="_Toc216886566"/>
-      <w:bookmarkStart w:id="76" w:name="_Toc224065373"/>
-      <w:bookmarkStart w:id="77" w:name="_Toc216886587"/>
+      <w:bookmarkStart w:id="74" w:name="_Toc216886566"/>
+      <w:bookmarkStart w:id="75" w:name="_Toc216886587"/>
+      <w:bookmarkStart w:id="76" w:name="_Toc216886239"/>
+      <w:bookmarkStart w:id="77" w:name="_Toc224065373"/>
       <w:bookmarkStart w:id="78" w:name="_Toc216887050"/>
       <w:r>
         <w:t>2.9.1 Разработка блок-схем функций</w:t>
@@ -19114,9 +19105,9 @@
         <w:pStyle w:val="51"/>
       </w:pPr>
       <w:bookmarkStart w:id="80" w:name="_Toc216886568"/>
-      <w:bookmarkStart w:id="81" w:name="_Toc216886241"/>
-      <w:bookmarkStart w:id="82" w:name="_Toc216887052"/>
-      <w:bookmarkStart w:id="83" w:name="_Toc216886589"/>
+      <w:bookmarkStart w:id="81" w:name="_Toc216886589"/>
+      <w:bookmarkStart w:id="82" w:name="_Toc216886241"/>
+      <w:bookmarkStart w:id="83" w:name="_Toc216887052"/>
       <w:r>
         <w:t xml:space="preserve">Блок-схема </w:t>
       </w:r>
@@ -19327,10 +19318,10 @@
       <w:pPr>
         <w:pStyle w:val="51"/>
       </w:pPr>
-      <w:bookmarkStart w:id="84" w:name="_Toc216886590"/>
-      <w:bookmarkStart w:id="85" w:name="_Toc216886242"/>
-      <w:bookmarkStart w:id="86" w:name="_Toc216886569"/>
-      <w:bookmarkStart w:id="87" w:name="_Toc216887053"/>
+      <w:bookmarkStart w:id="84" w:name="_Toc216886242"/>
+      <w:bookmarkStart w:id="85" w:name="_Toc216886590"/>
+      <w:bookmarkStart w:id="86" w:name="_Toc216887053"/>
+      <w:bookmarkStart w:id="87" w:name="_Toc216886569"/>
       <w:r>
         <w:t xml:space="preserve">Блок-схема </w:t>
       </w:r>
@@ -20356,11 +20347,11 @@
       <w:pPr>
         <w:pStyle w:val="53"/>
       </w:pPr>
-      <w:bookmarkStart w:id="92" w:name="_Toc216886244"/>
+      <w:bookmarkStart w:id="92" w:name="_Toc216886592"/>
       <w:bookmarkStart w:id="93" w:name="_Toc224065375"/>
       <w:bookmarkStart w:id="94" w:name="_Toc216887055"/>
       <w:bookmarkStart w:id="95" w:name="_Toc216886571"/>
-      <w:bookmarkStart w:id="96" w:name="_Toc216886592"/>
+      <w:bookmarkStart w:id="96" w:name="_Toc216886244"/>
       <w:r>
         <w:t>2.9.2 Разработка функционала</w:t>
       </w:r>
@@ -23738,8 +23729,8 @@
           <w14:ligatures w14:val="none"/>
         </w:rPr>
       </w:pPr>
-      <w:bookmarkStart w:id="105" w:name="_Toc224040042"/>
-      <w:bookmarkStart w:id="106" w:name="_Toc224065380"/>
+      <w:bookmarkStart w:id="105" w:name="_Toc224065380"/>
+      <w:bookmarkStart w:id="106" w:name="_Toc224040042"/>
       <w:r>
         <w:rPr>
           <w:rFonts w:ascii="Courier New" w:hAnsi="Courier New" w:eastAsia="Times New Roman" w:cs="Courier New"/>
